--- a/MicroGoalApi.docx
+++ b/MicroGoalApi.docx
@@ -350,23 +350,7 @@
           <w:sz w:val="24"/>
           <w:szCs w:val="24"/>
         </w:rPr>
-        <w:t xml:space="preserve">MongoDB is used as </w:t>
-      </w:r>
-      <w:proofErr w:type="gramStart"/>
-      <w:r>
-        <w:rPr>
-          <w:sz w:val="24"/>
-          <w:szCs w:val="24"/>
-        </w:rPr>
-        <w:t>the</w:t>
-      </w:r>
-      <w:proofErr w:type="gramEnd"/>
-      <w:r>
-        <w:rPr>
-          <w:sz w:val="24"/>
-          <w:szCs w:val="24"/>
-        </w:rPr>
-        <w:t xml:space="preserve"> database.</w:t>
+        <w:t>MongoDB is used as the database.</w:t>
       </w:r>
       <w:r>
         <w:rPr>
@@ -2603,9 +2587,19 @@
           <w:sz w:val="24"/>
           <w:szCs w:val="24"/>
         </w:rPr>
-        <w:t>├─</w:t>
-      </w:r>
-      <w:proofErr w:type="gramStart"/>
+        <w:t>├── .env</w:t>
+      </w:r>
+    </w:p>
+    <w:p>
+      <w:pPr>
+        <w:spacing w:before="240" w:after="240"/>
+        <w:rPr>
+          <w:rFonts w:ascii="Roboto Mono" w:eastAsia="Roboto Mono" w:hAnsi="Roboto Mono" w:cs="Roboto Mono"/>
+          <w:color w:val="188038"/>
+          <w:sz w:val="24"/>
+          <w:szCs w:val="24"/>
+        </w:rPr>
+      </w:pPr>
       <w:r>
         <w:rPr>
           <w:rFonts w:ascii="Arimo" w:eastAsia="Arimo" w:hAnsi="Arimo" w:cs="Arimo"/>
@@ -2613,9 +2607,8 @@
           <w:sz w:val="24"/>
           <w:szCs w:val="24"/>
         </w:rPr>
-        <w:t>─ .env</w:t>
-      </w:r>
-      <w:proofErr w:type="gramEnd"/>
+        <w:t>├── Index.js</w:t>
+      </w:r>
     </w:p>
     <w:p>
       <w:pPr>
@@ -2634,19 +2627,9 @@
           <w:sz w:val="24"/>
           <w:szCs w:val="24"/>
         </w:rPr>
-        <w:t>├── Index.js</w:t>
-      </w:r>
-    </w:p>
-    <w:p>
-      <w:pPr>
-        <w:spacing w:before="240" w:after="240"/>
-        <w:rPr>
-          <w:rFonts w:ascii="Roboto Mono" w:eastAsia="Roboto Mono" w:hAnsi="Roboto Mono" w:cs="Roboto Mono"/>
-          <w:color w:val="188038"/>
-          <w:sz w:val="24"/>
-          <w:szCs w:val="24"/>
-        </w:rPr>
-      </w:pPr>
+        <w:t xml:space="preserve">└── </w:t>
+      </w:r>
+      <w:proofErr w:type="spellStart"/>
       <w:r>
         <w:rPr>
           <w:rFonts w:ascii="Arimo" w:eastAsia="Arimo" w:hAnsi="Arimo" w:cs="Arimo"/>
@@ -2654,21 +2637,9 @@
           <w:sz w:val="24"/>
           <w:szCs w:val="24"/>
         </w:rPr>
-        <w:t xml:space="preserve">└── </w:t>
-      </w:r>
-      <w:proofErr w:type="spellStart"/>
-      <w:proofErr w:type="gramStart"/>
-      <w:r>
-        <w:rPr>
-          <w:rFonts w:ascii="Arimo" w:eastAsia="Arimo" w:hAnsi="Arimo" w:cs="Arimo"/>
-          <w:color w:val="188038"/>
-          <w:sz w:val="24"/>
-          <w:szCs w:val="24"/>
-        </w:rPr>
         <w:t>package.json</w:t>
       </w:r>
       <w:proofErr w:type="spellEnd"/>
-      <w:proofErr w:type="gramEnd"/>
     </w:p>
     <w:p>
       <w:pPr>
@@ -3165,19 +3136,8 @@
           <w:sz w:val="24"/>
           <w:szCs w:val="24"/>
         </w:rPr>
-        <w:t xml:space="preserve">For Connection with </w:t>
-      </w:r>
-      <w:proofErr w:type="gramStart"/>
-      <w:r>
-        <w:rPr>
-          <w:b/>
-          <w:bCs/>
-          <w:sz w:val="24"/>
-          <w:szCs w:val="24"/>
-        </w:rPr>
-        <w:t>MongoDB:-</w:t>
-      </w:r>
-      <w:proofErr w:type="gramEnd"/>
+        <w:t>For Connection with MongoDB:-</w:t>
+      </w:r>
     </w:p>
     <w:p>
       <w:pPr>
@@ -3455,39 +3415,7 @@
           <w:sz w:val="24"/>
           <w:szCs w:val="24"/>
         </w:rPr>
-        <w:t xml:space="preserve">All CRUD routes are protected using Authentication Middleware, which verifies the JWT </w:t>
-      </w:r>
-      <w:proofErr w:type="gramStart"/>
-      <w:r>
-        <w:rPr>
-          <w:sz w:val="24"/>
-          <w:szCs w:val="24"/>
-        </w:rPr>
-        <w:t>token</w:t>
-      </w:r>
-      <w:proofErr w:type="gramEnd"/>
-      <w:r>
-        <w:rPr>
-          <w:sz w:val="24"/>
-          <w:szCs w:val="24"/>
-        </w:rPr>
-        <w:t xml:space="preserve"> before granting access. If the token is missing or invalid, the system </w:t>
-      </w:r>
-      <w:proofErr w:type="gramStart"/>
-      <w:r>
-        <w:rPr>
-          <w:sz w:val="24"/>
-          <w:szCs w:val="24"/>
-        </w:rPr>
-        <w:t>returns</w:t>
-      </w:r>
-      <w:proofErr w:type="gramEnd"/>
-      <w:r>
-        <w:rPr>
-          <w:sz w:val="24"/>
-          <w:szCs w:val="24"/>
-        </w:rPr>
-        <w:t xml:space="preserve"> a 401 Unauthorized error.</w:t>
+        <w:t>All CRUD routes are protected using Authentication Middleware, which verifies the JWT token before granting access. If the token is missing or invalid, the system returns a 401 Unauthorized error.</w:t>
       </w:r>
     </w:p>
     <w:p>
@@ -3623,7 +3551,6 @@
         </w:rPr>
         <w:t>"express"</w:t>
       </w:r>
-      <w:proofErr w:type="gramStart"/>
       <w:r>
         <w:rPr>
           <w:rFonts w:ascii="Courier New" w:eastAsia="Courier New" w:hAnsi="Courier New" w:cs="Courier New"/>
@@ -3633,7 +3560,6 @@
         </w:rPr>
         <w:t>);</w:t>
       </w:r>
-      <w:proofErr w:type="gramEnd"/>
     </w:p>
     <w:p>
       <w:pPr>
@@ -3701,7 +3627,6 @@
         <w:t xml:space="preserve"> </w:t>
       </w:r>
       <w:proofErr w:type="spellStart"/>
-      <w:proofErr w:type="gramStart"/>
       <w:r>
         <w:rPr>
           <w:rFonts w:ascii="Courier New" w:eastAsia="Courier New" w:hAnsi="Courier New" w:cs="Courier New"/>
@@ -3730,27 +3655,15 @@
         <w:t>Router</w:t>
       </w:r>
       <w:proofErr w:type="spellEnd"/>
-      <w:proofErr w:type="gramEnd"/>
-      <w:r>
-        <w:rPr>
-          <w:rFonts w:ascii="Courier New" w:eastAsia="Courier New" w:hAnsi="Courier New" w:cs="Courier New"/>
-          <w:color w:val="CCCCCC"/>
-          <w:sz w:val="21"/>
-          <w:szCs w:val="21"/>
-        </w:rPr>
-        <w:t>(</w:t>
-      </w:r>
-      <w:proofErr w:type="gramStart"/>
-      <w:r>
-        <w:rPr>
-          <w:rFonts w:ascii="Courier New" w:eastAsia="Courier New" w:hAnsi="Courier New" w:cs="Courier New"/>
-          <w:color w:val="CCCCCC"/>
-          <w:sz w:val="21"/>
-          <w:szCs w:val="21"/>
-        </w:rPr>
-        <w:t>);</w:t>
-      </w:r>
-      <w:proofErr w:type="gramEnd"/>
+      <w:r>
+        <w:rPr>
+          <w:rFonts w:ascii="Courier New" w:eastAsia="Courier New" w:hAnsi="Courier New" w:cs="Courier New"/>
+          <w:color w:val="CCCCCC"/>
+          <w:sz w:val="21"/>
+          <w:szCs w:val="21"/>
+        </w:rPr>
+        <w:t>();</w:t>
+      </w:r>
     </w:p>
     <w:p>
       <w:pPr>
@@ -3819,7 +3732,6 @@
         </w:rPr>
         <w:t xml:space="preserve"> </w:t>
       </w:r>
-      <w:proofErr w:type="gramStart"/>
       <w:r>
         <w:rPr>
           <w:rFonts w:ascii="Courier New" w:eastAsia="Courier New" w:hAnsi="Courier New" w:cs="Courier New"/>
@@ -3845,9 +3757,9 @@
           <w:sz w:val="21"/>
           <w:szCs w:val="21"/>
         </w:rPr>
-        <w:t>"..</w:t>
-      </w:r>
-      <w:proofErr w:type="gramEnd"/>
+        <w:t>"../Model/</w:t>
+      </w:r>
+      <w:proofErr w:type="spellStart"/>
       <w:r>
         <w:rPr>
           <w:rFonts w:ascii="Courier New" w:eastAsia="Courier New" w:hAnsi="Courier New" w:cs="Courier New"/>
@@ -3855,9 +3767,9 @@
           <w:sz w:val="21"/>
           <w:szCs w:val="21"/>
         </w:rPr>
-        <w:t>/Model/</w:t>
-      </w:r>
-      <w:proofErr w:type="spellStart"/>
+        <w:t>GoalModel</w:t>
+      </w:r>
+      <w:proofErr w:type="spellEnd"/>
       <w:r>
         <w:rPr>
           <w:rFonts w:ascii="Courier New" w:eastAsia="Courier New" w:hAnsi="Courier New" w:cs="Courier New"/>
@@ -3865,19 +3777,8 @@
           <w:sz w:val="21"/>
           <w:szCs w:val="21"/>
         </w:rPr>
-        <w:t>GoalModel</w:t>
-      </w:r>
-      <w:proofErr w:type="spellEnd"/>
-      <w:r>
-        <w:rPr>
-          <w:rFonts w:ascii="Courier New" w:eastAsia="Courier New" w:hAnsi="Courier New" w:cs="Courier New"/>
-          <w:color w:val="CE9178"/>
-          <w:sz w:val="21"/>
-          <w:szCs w:val="21"/>
-        </w:rPr>
         <w:t>"</w:t>
       </w:r>
-      <w:proofErr w:type="gramStart"/>
       <w:r>
         <w:rPr>
           <w:rFonts w:ascii="Courier New" w:eastAsia="Courier New" w:hAnsi="Courier New" w:cs="Courier New"/>
@@ -3887,7 +3788,6 @@
         </w:rPr>
         <w:t>);</w:t>
       </w:r>
-      <w:proofErr w:type="gramEnd"/>
     </w:p>
     <w:p>
       <w:pPr>
@@ -3956,7 +3856,6 @@
         </w:rPr>
         <w:t xml:space="preserve"> </w:t>
       </w:r>
-      <w:proofErr w:type="gramStart"/>
       <w:r>
         <w:rPr>
           <w:rFonts w:ascii="Courier New" w:eastAsia="Courier New" w:hAnsi="Courier New" w:cs="Courier New"/>
@@ -3982,9 +3881,9 @@
           <w:sz w:val="21"/>
           <w:szCs w:val="21"/>
         </w:rPr>
-        <w:t>"..</w:t>
-      </w:r>
-      <w:proofErr w:type="gramEnd"/>
+        <w:t>"../</w:t>
+      </w:r>
+      <w:proofErr w:type="spellStart"/>
       <w:r>
         <w:rPr>
           <w:rFonts w:ascii="Courier New" w:eastAsia="Courier New" w:hAnsi="Courier New" w:cs="Courier New"/>
@@ -3992,6 +3891,16 @@
           <w:sz w:val="21"/>
           <w:szCs w:val="21"/>
         </w:rPr>
+        <w:t>Middlewares</w:t>
+      </w:r>
+      <w:proofErr w:type="spellEnd"/>
+      <w:r>
+        <w:rPr>
+          <w:rFonts w:ascii="Courier New" w:eastAsia="Courier New" w:hAnsi="Courier New" w:cs="Courier New"/>
+          <w:color w:val="CE9178"/>
+          <w:sz w:val="21"/>
+          <w:szCs w:val="21"/>
+        </w:rPr>
         <w:t>/</w:t>
       </w:r>
       <w:proofErr w:type="spellStart"/>
@@ -4002,7 +3911,7 @@
           <w:sz w:val="21"/>
           <w:szCs w:val="21"/>
         </w:rPr>
-        <w:t>Middlewares</w:t>
+        <w:t>authMiddleware</w:t>
       </w:r>
       <w:proofErr w:type="spellEnd"/>
       <w:r>
@@ -4012,29 +3921,8 @@
           <w:sz w:val="21"/>
           <w:szCs w:val="21"/>
         </w:rPr>
-        <w:t>/</w:t>
-      </w:r>
-      <w:proofErr w:type="spellStart"/>
-      <w:r>
-        <w:rPr>
-          <w:rFonts w:ascii="Courier New" w:eastAsia="Courier New" w:hAnsi="Courier New" w:cs="Courier New"/>
-          <w:color w:val="CE9178"/>
-          <w:sz w:val="21"/>
-          <w:szCs w:val="21"/>
-        </w:rPr>
-        <w:t>authMiddleware</w:t>
-      </w:r>
-      <w:proofErr w:type="spellEnd"/>
-      <w:r>
-        <w:rPr>
-          <w:rFonts w:ascii="Courier New" w:eastAsia="Courier New" w:hAnsi="Courier New" w:cs="Courier New"/>
-          <w:color w:val="CE9178"/>
-          <w:sz w:val="21"/>
-          <w:szCs w:val="21"/>
-        </w:rPr>
         <w:t>"</w:t>
       </w:r>
-      <w:proofErr w:type="gramStart"/>
       <w:r>
         <w:rPr>
           <w:rFonts w:ascii="Courier New" w:eastAsia="Courier New" w:hAnsi="Courier New" w:cs="Courier New"/>
@@ -4044,7 +3932,6 @@
         </w:rPr>
         <w:t>);</w:t>
       </w:r>
-      <w:proofErr w:type="gramEnd"/>
     </w:p>
     <w:p>
       <w:pPr>
@@ -4070,7 +3957,6 @@
         </w:rPr>
       </w:pPr>
       <w:proofErr w:type="spellStart"/>
-      <w:proofErr w:type="gramStart"/>
       <w:r>
         <w:rPr>
           <w:rFonts w:ascii="Courier New" w:eastAsia="Courier New" w:hAnsi="Courier New" w:cs="Courier New"/>
@@ -4108,7 +3994,6 @@
         </w:rPr>
         <w:t>(</w:t>
       </w:r>
-      <w:proofErr w:type="gramEnd"/>
       <w:r>
         <w:rPr>
           <w:rFonts w:ascii="Courier New" w:eastAsia="Courier New" w:hAnsi="Courier New" w:cs="Courier New"/>
@@ -4314,57 +4199,45 @@
           <w:sz w:val="21"/>
           <w:szCs w:val="21"/>
         </w:rPr>
+        <w:t xml:space="preserve"> { </w:t>
+      </w:r>
+      <w:r>
+        <w:rPr>
+          <w:rFonts w:ascii="Courier New" w:eastAsia="Courier New" w:hAnsi="Courier New" w:cs="Courier New"/>
+          <w:color w:val="4FC1FF"/>
+          <w:sz w:val="21"/>
+          <w:szCs w:val="21"/>
+        </w:rPr>
+        <w:t>title</w:t>
+      </w:r>
+      <w:r>
+        <w:rPr>
+          <w:rFonts w:ascii="Courier New" w:eastAsia="Courier New" w:hAnsi="Courier New" w:cs="Courier New"/>
+          <w:color w:val="CCCCCC"/>
+          <w:sz w:val="21"/>
+          <w:szCs w:val="21"/>
+        </w:rPr>
+        <w:t xml:space="preserve"> } </w:t>
+      </w:r>
+      <w:r>
+        <w:rPr>
+          <w:rFonts w:ascii="Courier New" w:eastAsia="Courier New" w:hAnsi="Courier New" w:cs="Courier New"/>
+          <w:color w:val="D4D4D4"/>
+          <w:sz w:val="21"/>
+          <w:szCs w:val="21"/>
+        </w:rPr>
+        <w:t>=</w:t>
+      </w:r>
+      <w:r>
+        <w:rPr>
+          <w:rFonts w:ascii="Courier New" w:eastAsia="Courier New" w:hAnsi="Courier New" w:cs="Courier New"/>
+          <w:color w:val="CCCCCC"/>
+          <w:sz w:val="21"/>
+          <w:szCs w:val="21"/>
+        </w:rPr>
         <w:t xml:space="preserve"> </w:t>
       </w:r>
-      <w:proofErr w:type="gramStart"/>
-      <w:r>
-        <w:rPr>
-          <w:rFonts w:ascii="Courier New" w:eastAsia="Courier New" w:hAnsi="Courier New" w:cs="Courier New"/>
-          <w:color w:val="CCCCCC"/>
-          <w:sz w:val="21"/>
-          <w:szCs w:val="21"/>
-        </w:rPr>
-        <w:t xml:space="preserve">{ </w:t>
-      </w:r>
-      <w:r>
-        <w:rPr>
-          <w:rFonts w:ascii="Courier New" w:eastAsia="Courier New" w:hAnsi="Courier New" w:cs="Courier New"/>
-          <w:color w:val="4FC1FF"/>
-          <w:sz w:val="21"/>
-          <w:szCs w:val="21"/>
-        </w:rPr>
-        <w:t>title</w:t>
-      </w:r>
-      <w:proofErr w:type="gramEnd"/>
-      <w:r>
-        <w:rPr>
-          <w:rFonts w:ascii="Courier New" w:eastAsia="Courier New" w:hAnsi="Courier New" w:cs="Courier New"/>
-          <w:color w:val="CCCCCC"/>
-          <w:sz w:val="21"/>
-          <w:szCs w:val="21"/>
-        </w:rPr>
-        <w:t xml:space="preserve"> } </w:t>
-      </w:r>
-      <w:r>
-        <w:rPr>
-          <w:rFonts w:ascii="Courier New" w:eastAsia="Courier New" w:hAnsi="Courier New" w:cs="Courier New"/>
-          <w:color w:val="D4D4D4"/>
-          <w:sz w:val="21"/>
-          <w:szCs w:val="21"/>
-        </w:rPr>
-        <w:t>=</w:t>
-      </w:r>
-      <w:r>
-        <w:rPr>
-          <w:rFonts w:ascii="Courier New" w:eastAsia="Courier New" w:hAnsi="Courier New" w:cs="Courier New"/>
-          <w:color w:val="CCCCCC"/>
-          <w:sz w:val="21"/>
-          <w:szCs w:val="21"/>
-        </w:rPr>
-        <w:t xml:space="preserve"> </w:t>
-      </w:r>
       <w:proofErr w:type="spellStart"/>
-      <w:proofErr w:type="gramStart"/>
       <w:r>
         <w:rPr>
           <w:rFonts w:ascii="Courier New" w:eastAsia="Courier New" w:hAnsi="Courier New" w:cs="Courier New"/>
@@ -4393,7 +4266,6 @@
         <w:t>body</w:t>
       </w:r>
       <w:proofErr w:type="spellEnd"/>
-      <w:proofErr w:type="gramEnd"/>
       <w:r>
         <w:rPr>
           <w:rFonts w:ascii="Courier New" w:eastAsia="Courier New" w:hAnsi="Courier New" w:cs="Courier New"/>
@@ -4497,7 +4369,6 @@
         <w:t xml:space="preserve"> </w:t>
       </w:r>
       <w:proofErr w:type="spellStart"/>
-      <w:proofErr w:type="gramStart"/>
       <w:r>
         <w:rPr>
           <w:rFonts w:ascii="Courier New" w:eastAsia="Courier New" w:hAnsi="Courier New" w:cs="Courier New"/>
@@ -4515,17 +4386,7 @@
           <w:sz w:val="21"/>
           <w:szCs w:val="21"/>
         </w:rPr>
-        <w:t>(</w:t>
-      </w:r>
-      <w:proofErr w:type="gramEnd"/>
-      <w:r>
-        <w:rPr>
-          <w:rFonts w:ascii="Courier New" w:eastAsia="Courier New" w:hAnsi="Courier New" w:cs="Courier New"/>
-          <w:color w:val="CCCCCC"/>
-          <w:sz w:val="21"/>
-          <w:szCs w:val="21"/>
-        </w:rPr>
-        <w:t>{</w:t>
+        <w:t>({</w:t>
       </w:r>
     </w:p>
     <w:p>
@@ -4680,19 +4541,8 @@
           <w:sz w:val="21"/>
           <w:szCs w:val="21"/>
         </w:rPr>
-        <w:t xml:space="preserve">    }</w:t>
-      </w:r>
-      <w:proofErr w:type="gramStart"/>
-      <w:r>
-        <w:rPr>
-          <w:rFonts w:ascii="Courier New" w:eastAsia="Courier New" w:hAnsi="Courier New" w:cs="Courier New"/>
-          <w:color w:val="CCCCCC"/>
-          <w:sz w:val="21"/>
-          <w:szCs w:val="21"/>
-        </w:rPr>
-        <w:t>);</w:t>
-      </w:r>
-      <w:proofErr w:type="gramEnd"/>
+        <w:t xml:space="preserve">    });</w:t>
+      </w:r>
     </w:p>
     <w:p>
       <w:pPr>
@@ -4733,7 +4583,6 @@
         <w:t xml:space="preserve"> </w:t>
       </w:r>
       <w:proofErr w:type="spellStart"/>
-      <w:proofErr w:type="gramStart"/>
       <w:r>
         <w:rPr>
           <w:rFonts w:ascii="Courier New" w:eastAsia="Courier New" w:hAnsi="Courier New" w:cs="Courier New"/>
@@ -4762,27 +4611,15 @@
         <w:t>save</w:t>
       </w:r>
       <w:proofErr w:type="spellEnd"/>
-      <w:proofErr w:type="gramEnd"/>
-      <w:r>
-        <w:rPr>
-          <w:rFonts w:ascii="Courier New" w:eastAsia="Courier New" w:hAnsi="Courier New" w:cs="Courier New"/>
-          <w:color w:val="CCCCCC"/>
-          <w:sz w:val="21"/>
-          <w:szCs w:val="21"/>
-        </w:rPr>
-        <w:t>(</w:t>
-      </w:r>
-      <w:proofErr w:type="gramStart"/>
-      <w:r>
-        <w:rPr>
-          <w:rFonts w:ascii="Courier New" w:eastAsia="Courier New" w:hAnsi="Courier New" w:cs="Courier New"/>
-          <w:color w:val="CCCCCC"/>
-          <w:sz w:val="21"/>
-          <w:szCs w:val="21"/>
-        </w:rPr>
-        <w:t>);</w:t>
-      </w:r>
-      <w:proofErr w:type="gramEnd"/>
+      <w:r>
+        <w:rPr>
+          <w:rFonts w:ascii="Courier New" w:eastAsia="Courier New" w:hAnsi="Courier New" w:cs="Courier New"/>
+          <w:color w:val="CCCCCC"/>
+          <w:sz w:val="21"/>
+          <w:szCs w:val="21"/>
+        </w:rPr>
+        <w:t>();</w:t>
+      </w:r>
     </w:p>
     <w:p>
       <w:pPr>
@@ -4805,7 +4642,6 @@
         <w:t xml:space="preserve">    </w:t>
       </w:r>
       <w:proofErr w:type="spellStart"/>
-      <w:proofErr w:type="gramStart"/>
       <w:r>
         <w:rPr>
           <w:rFonts w:ascii="Courier New" w:eastAsia="Courier New" w:hAnsi="Courier New" w:cs="Courier New"/>
@@ -4834,7 +4670,6 @@
         <w:t>status</w:t>
       </w:r>
       <w:proofErr w:type="spellEnd"/>
-      <w:proofErr w:type="gramEnd"/>
       <w:r>
         <w:rPr>
           <w:rFonts w:ascii="Courier New" w:eastAsia="Courier New" w:hAnsi="Courier New" w:cs="Courier New"/>
@@ -4853,7 +4688,6 @@
         </w:rPr>
         <w:t>200</w:t>
       </w:r>
-      <w:proofErr w:type="gramStart"/>
       <w:r>
         <w:rPr>
           <w:rFonts w:ascii="Courier New" w:eastAsia="Courier New" w:hAnsi="Courier New" w:cs="Courier New"/>
@@ -4874,7 +4708,6 @@
         <w:t>json</w:t>
       </w:r>
       <w:proofErr w:type="spellEnd"/>
-      <w:proofErr w:type="gramEnd"/>
       <w:r>
         <w:rPr>
           <w:rFonts w:ascii="Courier New" w:eastAsia="Courier New" w:hAnsi="Courier New" w:cs="Courier New"/>
@@ -5017,19 +4850,8 @@
           <w:sz w:val="21"/>
           <w:szCs w:val="21"/>
         </w:rPr>
-        <w:t xml:space="preserve">    }</w:t>
-      </w:r>
-      <w:proofErr w:type="gramStart"/>
-      <w:r>
-        <w:rPr>
-          <w:rFonts w:ascii="Courier New" w:eastAsia="Courier New" w:hAnsi="Courier New" w:cs="Courier New"/>
-          <w:color w:val="CCCCCC"/>
-          <w:sz w:val="21"/>
-          <w:szCs w:val="21"/>
-        </w:rPr>
-        <w:t>);</w:t>
-      </w:r>
-      <w:proofErr w:type="gramEnd"/>
+        <w:t xml:space="preserve">    });</w:t>
+      </w:r>
     </w:p>
     <w:p>
       <w:pPr>
@@ -5069,7 +4891,6 @@
         </w:rPr>
         <w:t xml:space="preserve"> (</w:t>
       </w:r>
-      <w:proofErr w:type="gramStart"/>
       <w:r>
         <w:rPr>
           <w:rFonts w:ascii="Courier New" w:eastAsia="Courier New" w:hAnsi="Courier New" w:cs="Courier New"/>
@@ -5088,7 +4909,6 @@
         </w:rPr>
         <w:t>) {</w:t>
       </w:r>
-      <w:proofErr w:type="gramEnd"/>
     </w:p>
     <w:p>
       <w:pPr>
@@ -5155,7 +4975,6 @@
         </w:rPr>
         <w:t>err</w:t>
       </w:r>
-      <w:proofErr w:type="gramStart"/>
       <w:r>
         <w:rPr>
           <w:rFonts w:ascii="Courier New" w:eastAsia="Courier New" w:hAnsi="Courier New" w:cs="Courier New"/>
@@ -5165,7 +4984,6 @@
         </w:rPr>
         <w:t>);</w:t>
       </w:r>
-      <w:proofErr w:type="gramEnd"/>
     </w:p>
     <w:p>
       <w:pPr>
@@ -5206,19 +5024,8 @@
           <w:sz w:val="21"/>
           <w:szCs w:val="21"/>
         </w:rPr>
-        <w:t>}</w:t>
-      </w:r>
-      <w:proofErr w:type="gramStart"/>
-      <w:r>
-        <w:rPr>
-          <w:rFonts w:ascii="Courier New" w:eastAsia="Courier New" w:hAnsi="Courier New" w:cs="Courier New"/>
-          <w:color w:val="CCCCCC"/>
-          <w:sz w:val="21"/>
-          <w:szCs w:val="21"/>
-        </w:rPr>
-        <w:t>);</w:t>
-      </w:r>
-      <w:proofErr w:type="gramEnd"/>
+        <w:t>});</w:t>
+      </w:r>
     </w:p>
     <w:p>
       <w:pPr>
@@ -5244,7 +5051,6 @@
         </w:rPr>
       </w:pPr>
       <w:proofErr w:type="spellStart"/>
-      <w:proofErr w:type="gramStart"/>
       <w:r>
         <w:rPr>
           <w:rFonts w:ascii="Courier New" w:eastAsia="Courier New" w:hAnsi="Courier New" w:cs="Courier New"/>
@@ -5282,7 +5088,6 @@
         </w:rPr>
         <w:t>(</w:t>
       </w:r>
-      <w:proofErr w:type="gramEnd"/>
       <w:r>
         <w:rPr>
           <w:rFonts w:ascii="Courier New" w:eastAsia="Courier New" w:hAnsi="Courier New" w:cs="Courier New"/>
@@ -5525,7 +5330,6 @@
         </w:rPr>
         <w:t xml:space="preserve"> </w:t>
       </w:r>
-      <w:proofErr w:type="gramStart"/>
       <w:r>
         <w:rPr>
           <w:rFonts w:ascii="Courier New" w:eastAsia="Courier New" w:hAnsi="Courier New" w:cs="Courier New"/>
@@ -5580,7 +5384,6 @@
         </w:rPr>
         <w:t>;</w:t>
       </w:r>
-      <w:proofErr w:type="gramEnd"/>
     </w:p>
     <w:p>
       <w:pPr>
@@ -5693,7 +5496,6 @@
         </w:rPr>
         <w:t>.</w:t>
       </w:r>
-      <w:proofErr w:type="gramStart"/>
       <w:r>
         <w:rPr>
           <w:rFonts w:ascii="Courier New" w:eastAsia="Courier New" w:hAnsi="Courier New" w:cs="Courier New"/>
@@ -5713,7 +5515,6 @@
         </w:rPr>
         <w:t>({</w:t>
       </w:r>
-      <w:proofErr w:type="gramEnd"/>
     </w:p>
     <w:p>
       <w:pPr>
@@ -5867,19 +5668,8 @@
           <w:sz w:val="21"/>
           <w:szCs w:val="21"/>
         </w:rPr>
-        <w:t xml:space="preserve">    }</w:t>
-      </w:r>
-      <w:proofErr w:type="gramStart"/>
-      <w:r>
-        <w:rPr>
-          <w:rFonts w:ascii="Courier New" w:eastAsia="Courier New" w:hAnsi="Courier New" w:cs="Courier New"/>
-          <w:color w:val="CCCCCC"/>
-          <w:sz w:val="21"/>
-          <w:szCs w:val="21"/>
-        </w:rPr>
-        <w:t>);</w:t>
-      </w:r>
-      <w:proofErr w:type="gramEnd"/>
+        <w:t xml:space="preserve">    });</w:t>
+      </w:r>
     </w:p>
     <w:p>
       <w:pPr>
@@ -5902,7 +5692,6 @@
         <w:t xml:space="preserve">    </w:t>
       </w:r>
       <w:proofErr w:type="spellStart"/>
-      <w:proofErr w:type="gramStart"/>
       <w:r>
         <w:rPr>
           <w:rFonts w:ascii="Courier New" w:eastAsia="Courier New" w:hAnsi="Courier New" w:cs="Courier New"/>
@@ -5931,7 +5720,6 @@
         <w:t>status</w:t>
       </w:r>
       <w:proofErr w:type="spellEnd"/>
-      <w:proofErr w:type="gramEnd"/>
       <w:r>
         <w:rPr>
           <w:rFonts w:ascii="Courier New" w:eastAsia="Courier New" w:hAnsi="Courier New" w:cs="Courier New"/>
@@ -5950,7 +5738,6 @@
         </w:rPr>
         <w:t>200</w:t>
       </w:r>
-      <w:proofErr w:type="gramStart"/>
       <w:r>
         <w:rPr>
           <w:rFonts w:ascii="Courier New" w:eastAsia="Courier New" w:hAnsi="Courier New" w:cs="Courier New"/>
@@ -5971,7 +5758,6 @@
         <w:t>json</w:t>
       </w:r>
       <w:proofErr w:type="spellEnd"/>
-      <w:proofErr w:type="gramEnd"/>
       <w:r>
         <w:rPr>
           <w:rFonts w:ascii="Courier New" w:eastAsia="Courier New" w:hAnsi="Courier New" w:cs="Courier New"/>
@@ -6115,19 +5901,8 @@
           <w:sz w:val="21"/>
           <w:szCs w:val="21"/>
         </w:rPr>
-        <w:t xml:space="preserve">    }</w:t>
-      </w:r>
-      <w:proofErr w:type="gramStart"/>
-      <w:r>
-        <w:rPr>
-          <w:rFonts w:ascii="Courier New" w:eastAsia="Courier New" w:hAnsi="Courier New" w:cs="Courier New"/>
-          <w:color w:val="CCCCCC"/>
-          <w:sz w:val="21"/>
-          <w:szCs w:val="21"/>
-        </w:rPr>
-        <w:t>);</w:t>
-      </w:r>
-      <w:proofErr w:type="gramEnd"/>
+        <w:t xml:space="preserve">    });</w:t>
+      </w:r>
     </w:p>
     <w:p>
       <w:pPr>
@@ -6167,7 +5942,6 @@
         </w:rPr>
         <w:t xml:space="preserve"> (</w:t>
       </w:r>
-      <w:proofErr w:type="gramStart"/>
       <w:r>
         <w:rPr>
           <w:rFonts w:ascii="Courier New" w:eastAsia="Courier New" w:hAnsi="Courier New" w:cs="Courier New"/>
@@ -6186,7 +5960,6 @@
         </w:rPr>
         <w:t>) {</w:t>
       </w:r>
-      <w:proofErr w:type="gramEnd"/>
     </w:p>
     <w:p>
       <w:pPr>
@@ -6253,7 +6026,6 @@
         </w:rPr>
         <w:t>error</w:t>
       </w:r>
-      <w:proofErr w:type="gramStart"/>
       <w:r>
         <w:rPr>
           <w:rFonts w:ascii="Courier New" w:eastAsia="Courier New" w:hAnsi="Courier New" w:cs="Courier New"/>
@@ -6263,7 +6035,6 @@
         </w:rPr>
         <w:t>);</w:t>
       </w:r>
-      <w:proofErr w:type="gramEnd"/>
     </w:p>
     <w:p>
       <w:pPr>
@@ -6304,19 +6075,8 @@
           <w:sz w:val="21"/>
           <w:szCs w:val="21"/>
         </w:rPr>
-        <w:t>}</w:t>
-      </w:r>
-      <w:proofErr w:type="gramStart"/>
-      <w:r>
-        <w:rPr>
-          <w:rFonts w:ascii="Courier New" w:eastAsia="Courier New" w:hAnsi="Courier New" w:cs="Courier New"/>
-          <w:color w:val="CCCCCC"/>
-          <w:sz w:val="21"/>
-          <w:szCs w:val="21"/>
-        </w:rPr>
-        <w:t>);</w:t>
-      </w:r>
-      <w:proofErr w:type="gramEnd"/>
+        <w:t>});</w:t>
+      </w:r>
     </w:p>
     <w:p>
       <w:pPr>
@@ -6342,7 +6102,6 @@
         </w:rPr>
       </w:pPr>
       <w:proofErr w:type="spellStart"/>
-      <w:proofErr w:type="gramStart"/>
       <w:r>
         <w:rPr>
           <w:rFonts w:ascii="Courier New" w:eastAsia="Courier New" w:hAnsi="Courier New" w:cs="Courier New"/>
@@ -6380,7 +6139,6 @@
         </w:rPr>
         <w:t>(</w:t>
       </w:r>
-      <w:proofErr w:type="gramEnd"/>
       <w:r>
         <w:rPr>
           <w:rFonts w:ascii="Courier New" w:eastAsia="Courier New" w:hAnsi="Courier New" w:cs="Courier New"/>
@@ -6698,17 +6456,7 @@
           <w:sz w:val="21"/>
           <w:szCs w:val="21"/>
         </w:rPr>
-        <w:t xml:space="preserve">      </w:t>
-      </w:r>
-      <w:proofErr w:type="gramStart"/>
-      <w:r>
-        <w:rPr>
-          <w:rFonts w:ascii="Courier New" w:eastAsia="Courier New" w:hAnsi="Courier New" w:cs="Courier New"/>
-          <w:color w:val="CCCCCC"/>
-          <w:sz w:val="21"/>
-          <w:szCs w:val="21"/>
-        </w:rPr>
-        <w:t xml:space="preserve">{ </w:t>
+        <w:t xml:space="preserve">      { </w:t>
       </w:r>
       <w:r>
         <w:rPr>
@@ -6717,9 +6465,17 @@
           <w:sz w:val="21"/>
           <w:szCs w:val="21"/>
         </w:rPr>
-        <w:t>_</w:t>
-      </w:r>
-      <w:proofErr w:type="gramEnd"/>
+        <w:t>_id:</w:t>
+      </w:r>
+      <w:r>
+        <w:rPr>
+          <w:rFonts w:ascii="Courier New" w:eastAsia="Courier New" w:hAnsi="Courier New" w:cs="Courier New"/>
+          <w:color w:val="CCCCCC"/>
+          <w:sz w:val="21"/>
+          <w:szCs w:val="21"/>
+        </w:rPr>
+        <w:t xml:space="preserve"> </w:t>
+      </w:r>
       <w:r>
         <w:rPr>
           <w:rFonts w:ascii="Courier New" w:eastAsia="Courier New" w:hAnsi="Courier New" w:cs="Courier New"/>
@@ -6727,7 +6483,61 @@
           <w:sz w:val="21"/>
           <w:szCs w:val="21"/>
         </w:rPr>
-        <w:t>id:</w:t>
+        <w:t>req</w:t>
+      </w:r>
+      <w:r>
+        <w:rPr>
+          <w:rFonts w:ascii="Courier New" w:eastAsia="Courier New" w:hAnsi="Courier New" w:cs="Courier New"/>
+          <w:color w:val="CCCCCC"/>
+          <w:sz w:val="21"/>
+          <w:szCs w:val="21"/>
+        </w:rPr>
+        <w:t>.</w:t>
+      </w:r>
+      <w:r>
+        <w:rPr>
+          <w:rFonts w:ascii="Courier New" w:eastAsia="Courier New" w:hAnsi="Courier New" w:cs="Courier New"/>
+          <w:color w:val="9CDCFE"/>
+          <w:sz w:val="21"/>
+          <w:szCs w:val="21"/>
+        </w:rPr>
+        <w:t>params</w:t>
+      </w:r>
+      <w:r>
+        <w:rPr>
+          <w:rFonts w:ascii="Courier New" w:eastAsia="Courier New" w:hAnsi="Courier New" w:cs="Courier New"/>
+          <w:color w:val="CCCCCC"/>
+          <w:sz w:val="21"/>
+          <w:szCs w:val="21"/>
+        </w:rPr>
+        <w:t>.</w:t>
+      </w:r>
+      <w:r>
+        <w:rPr>
+          <w:rFonts w:ascii="Courier New" w:eastAsia="Courier New" w:hAnsi="Courier New" w:cs="Courier New"/>
+          <w:color w:val="9CDCFE"/>
+          <w:sz w:val="21"/>
+          <w:szCs w:val="21"/>
+        </w:rPr>
+        <w:t>id</w:t>
+      </w:r>
+      <w:r>
+        <w:rPr>
+          <w:rFonts w:ascii="Courier New" w:eastAsia="Courier New" w:hAnsi="Courier New" w:cs="Courier New"/>
+          <w:color w:val="CCCCCC"/>
+          <w:sz w:val="21"/>
+          <w:szCs w:val="21"/>
+        </w:rPr>
+        <w:t xml:space="preserve">, </w:t>
+      </w:r>
+      <w:r>
+        <w:rPr>
+          <w:rFonts w:ascii="Courier New" w:eastAsia="Courier New" w:hAnsi="Courier New" w:cs="Courier New"/>
+          <w:color w:val="9CDCFE"/>
+          <w:sz w:val="21"/>
+          <w:szCs w:val="21"/>
+        </w:rPr>
+        <w:t>user:</w:t>
       </w:r>
       <w:r>
         <w:rPr>
@@ -6738,6 +6548,7 @@
         </w:rPr>
         <w:t xml:space="preserve"> </w:t>
       </w:r>
+      <w:proofErr w:type="spellStart"/>
       <w:r>
         <w:rPr>
           <w:rFonts w:ascii="Courier New" w:eastAsia="Courier New" w:hAnsi="Courier New" w:cs="Courier New"/>
@@ -6763,80 +6574,6 @@
           <w:sz w:val="21"/>
           <w:szCs w:val="21"/>
         </w:rPr>
-        <w:t>params</w:t>
-      </w:r>
-      <w:r>
-        <w:rPr>
-          <w:rFonts w:ascii="Courier New" w:eastAsia="Courier New" w:hAnsi="Courier New" w:cs="Courier New"/>
-          <w:color w:val="CCCCCC"/>
-          <w:sz w:val="21"/>
-          <w:szCs w:val="21"/>
-        </w:rPr>
-        <w:t>.</w:t>
-      </w:r>
-      <w:r>
-        <w:rPr>
-          <w:rFonts w:ascii="Courier New" w:eastAsia="Courier New" w:hAnsi="Courier New" w:cs="Courier New"/>
-          <w:color w:val="9CDCFE"/>
-          <w:sz w:val="21"/>
-          <w:szCs w:val="21"/>
-        </w:rPr>
-        <w:t>id</w:t>
-      </w:r>
-      <w:r>
-        <w:rPr>
-          <w:rFonts w:ascii="Courier New" w:eastAsia="Courier New" w:hAnsi="Courier New" w:cs="Courier New"/>
-          <w:color w:val="CCCCCC"/>
-          <w:sz w:val="21"/>
-          <w:szCs w:val="21"/>
-        </w:rPr>
-        <w:t xml:space="preserve">, </w:t>
-      </w:r>
-      <w:r>
-        <w:rPr>
-          <w:rFonts w:ascii="Courier New" w:eastAsia="Courier New" w:hAnsi="Courier New" w:cs="Courier New"/>
-          <w:color w:val="9CDCFE"/>
-          <w:sz w:val="21"/>
-          <w:szCs w:val="21"/>
-        </w:rPr>
-        <w:t>user:</w:t>
-      </w:r>
-      <w:r>
-        <w:rPr>
-          <w:rFonts w:ascii="Courier New" w:eastAsia="Courier New" w:hAnsi="Courier New" w:cs="Courier New"/>
-          <w:color w:val="CCCCCC"/>
-          <w:sz w:val="21"/>
-          <w:szCs w:val="21"/>
-        </w:rPr>
-        <w:t xml:space="preserve"> </w:t>
-      </w:r>
-      <w:proofErr w:type="spellStart"/>
-      <w:r>
-        <w:rPr>
-          <w:rFonts w:ascii="Courier New" w:eastAsia="Courier New" w:hAnsi="Courier New" w:cs="Courier New"/>
-          <w:color w:val="9CDCFE"/>
-          <w:sz w:val="21"/>
-          <w:szCs w:val="21"/>
-        </w:rPr>
-        <w:t>req</w:t>
-      </w:r>
-      <w:r>
-        <w:rPr>
-          <w:rFonts w:ascii="Courier New" w:eastAsia="Courier New" w:hAnsi="Courier New" w:cs="Courier New"/>
-          <w:color w:val="CCCCCC"/>
-          <w:sz w:val="21"/>
-          <w:szCs w:val="21"/>
-        </w:rPr>
-        <w:t>.</w:t>
-      </w:r>
-      <w:proofErr w:type="gramStart"/>
-      <w:r>
-        <w:rPr>
-          <w:rFonts w:ascii="Courier New" w:eastAsia="Courier New" w:hAnsi="Courier New" w:cs="Courier New"/>
-          <w:color w:val="9CDCFE"/>
-          <w:sz w:val="21"/>
-          <w:szCs w:val="21"/>
-        </w:rPr>
         <w:t>user</w:t>
       </w:r>
       <w:proofErr w:type="spellEnd"/>
@@ -6847,17 +6584,7 @@
           <w:sz w:val="21"/>
           <w:szCs w:val="21"/>
         </w:rPr>
-        <w:t xml:space="preserve"> }</w:t>
-      </w:r>
-      <w:proofErr w:type="gramEnd"/>
-      <w:r>
-        <w:rPr>
-          <w:rFonts w:ascii="Courier New" w:eastAsia="Courier New" w:hAnsi="Courier New" w:cs="Courier New"/>
-          <w:color w:val="CCCCCC"/>
-          <w:sz w:val="21"/>
-          <w:szCs w:val="21"/>
-        </w:rPr>
-        <w:t>,</w:t>
+        <w:t xml:space="preserve"> },</w:t>
       </w:r>
     </w:p>
     <w:p>
@@ -6878,17 +6605,7 @@
           <w:sz w:val="21"/>
           <w:szCs w:val="21"/>
         </w:rPr>
-        <w:t xml:space="preserve">      </w:t>
-      </w:r>
-      <w:proofErr w:type="gramStart"/>
-      <w:r>
-        <w:rPr>
-          <w:rFonts w:ascii="Courier New" w:eastAsia="Courier New" w:hAnsi="Courier New" w:cs="Courier New"/>
-          <w:color w:val="CCCCCC"/>
-          <w:sz w:val="21"/>
-          <w:szCs w:val="21"/>
-        </w:rPr>
-        <w:t xml:space="preserve">{ </w:t>
+        <w:t xml:space="preserve">      { </w:t>
       </w:r>
       <w:r>
         <w:rPr>
@@ -6897,76 +6614,63 @@
           <w:sz w:val="21"/>
           <w:szCs w:val="21"/>
         </w:rPr>
+        <w:t>completed:</w:t>
+      </w:r>
+      <w:r>
+        <w:rPr>
+          <w:rFonts w:ascii="Courier New" w:eastAsia="Courier New" w:hAnsi="Courier New" w:cs="Courier New"/>
+          <w:color w:val="CCCCCC"/>
+          <w:sz w:val="21"/>
+          <w:szCs w:val="21"/>
+        </w:rPr>
+        <w:t xml:space="preserve"> </w:t>
+      </w:r>
+      <w:proofErr w:type="spellStart"/>
+      <w:r>
+        <w:rPr>
+          <w:rFonts w:ascii="Courier New" w:eastAsia="Courier New" w:hAnsi="Courier New" w:cs="Courier New"/>
+          <w:color w:val="9CDCFE"/>
+          <w:sz w:val="21"/>
+          <w:szCs w:val="21"/>
+        </w:rPr>
+        <w:t>req</w:t>
+      </w:r>
+      <w:r>
+        <w:rPr>
+          <w:rFonts w:ascii="Courier New" w:eastAsia="Courier New" w:hAnsi="Courier New" w:cs="Courier New"/>
+          <w:color w:val="CCCCCC"/>
+          <w:sz w:val="21"/>
+          <w:szCs w:val="21"/>
+        </w:rPr>
+        <w:t>.</w:t>
+      </w:r>
+      <w:r>
+        <w:rPr>
+          <w:rFonts w:ascii="Courier New" w:eastAsia="Courier New" w:hAnsi="Courier New" w:cs="Courier New"/>
+          <w:color w:val="9CDCFE"/>
+          <w:sz w:val="21"/>
+          <w:szCs w:val="21"/>
+        </w:rPr>
+        <w:t>body</w:t>
+      </w:r>
+      <w:r>
+        <w:rPr>
+          <w:rFonts w:ascii="Courier New" w:eastAsia="Courier New" w:hAnsi="Courier New" w:cs="Courier New"/>
+          <w:color w:val="CCCCCC"/>
+          <w:sz w:val="21"/>
+          <w:szCs w:val="21"/>
+        </w:rPr>
+        <w:t>.</w:t>
+      </w:r>
+      <w:r>
+        <w:rPr>
+          <w:rFonts w:ascii="Courier New" w:eastAsia="Courier New" w:hAnsi="Courier New" w:cs="Courier New"/>
+          <w:color w:val="9CDCFE"/>
+          <w:sz w:val="21"/>
+          <w:szCs w:val="21"/>
+        </w:rPr>
         <w:t>completed</w:t>
       </w:r>
-      <w:proofErr w:type="gramEnd"/>
-      <w:r>
-        <w:rPr>
-          <w:rFonts w:ascii="Courier New" w:eastAsia="Courier New" w:hAnsi="Courier New" w:cs="Courier New"/>
-          <w:color w:val="9CDCFE"/>
-          <w:sz w:val="21"/>
-          <w:szCs w:val="21"/>
-        </w:rPr>
-        <w:t>:</w:t>
-      </w:r>
-      <w:r>
-        <w:rPr>
-          <w:rFonts w:ascii="Courier New" w:eastAsia="Courier New" w:hAnsi="Courier New" w:cs="Courier New"/>
-          <w:color w:val="CCCCCC"/>
-          <w:sz w:val="21"/>
-          <w:szCs w:val="21"/>
-        </w:rPr>
-        <w:t xml:space="preserve"> </w:t>
-      </w:r>
-      <w:proofErr w:type="spellStart"/>
-      <w:proofErr w:type="gramStart"/>
-      <w:r>
-        <w:rPr>
-          <w:rFonts w:ascii="Courier New" w:eastAsia="Courier New" w:hAnsi="Courier New" w:cs="Courier New"/>
-          <w:color w:val="9CDCFE"/>
-          <w:sz w:val="21"/>
-          <w:szCs w:val="21"/>
-        </w:rPr>
-        <w:t>req</w:t>
-      </w:r>
-      <w:r>
-        <w:rPr>
-          <w:rFonts w:ascii="Courier New" w:eastAsia="Courier New" w:hAnsi="Courier New" w:cs="Courier New"/>
-          <w:color w:val="CCCCCC"/>
-          <w:sz w:val="21"/>
-          <w:szCs w:val="21"/>
-        </w:rPr>
-        <w:t>.</w:t>
-      </w:r>
-      <w:r>
-        <w:rPr>
-          <w:rFonts w:ascii="Courier New" w:eastAsia="Courier New" w:hAnsi="Courier New" w:cs="Courier New"/>
-          <w:color w:val="9CDCFE"/>
-          <w:sz w:val="21"/>
-          <w:szCs w:val="21"/>
-        </w:rPr>
-        <w:t>body</w:t>
-      </w:r>
-      <w:proofErr w:type="gramEnd"/>
-      <w:r>
-        <w:rPr>
-          <w:rFonts w:ascii="Courier New" w:eastAsia="Courier New" w:hAnsi="Courier New" w:cs="Courier New"/>
-          <w:color w:val="CCCCCC"/>
-          <w:sz w:val="21"/>
-          <w:szCs w:val="21"/>
-        </w:rPr>
-        <w:t>.</w:t>
-      </w:r>
-      <w:proofErr w:type="gramStart"/>
-      <w:r>
-        <w:rPr>
-          <w:rFonts w:ascii="Courier New" w:eastAsia="Courier New" w:hAnsi="Courier New" w:cs="Courier New"/>
-          <w:color w:val="9CDCFE"/>
-          <w:sz w:val="21"/>
-          <w:szCs w:val="21"/>
-        </w:rPr>
-        <w:t>completed</w:t>
-      </w:r>
       <w:proofErr w:type="spellEnd"/>
       <w:r>
         <w:rPr>
@@ -6975,17 +6679,7 @@
           <w:sz w:val="21"/>
           <w:szCs w:val="21"/>
         </w:rPr>
-        <w:t xml:space="preserve"> }</w:t>
-      </w:r>
-      <w:proofErr w:type="gramEnd"/>
-      <w:r>
-        <w:rPr>
-          <w:rFonts w:ascii="Courier New" w:eastAsia="Courier New" w:hAnsi="Courier New" w:cs="Courier New"/>
-          <w:color w:val="CCCCCC"/>
-          <w:sz w:val="21"/>
-          <w:szCs w:val="21"/>
-        </w:rPr>
-        <w:t>,</w:t>
+        <w:t xml:space="preserve"> },</w:t>
       </w:r>
     </w:p>
     <w:p>
@@ -7006,17 +6700,7 @@
           <w:sz w:val="21"/>
           <w:szCs w:val="21"/>
         </w:rPr>
-        <w:t xml:space="preserve">      </w:t>
-      </w:r>
-      <w:proofErr w:type="gramStart"/>
-      <w:r>
-        <w:rPr>
-          <w:rFonts w:ascii="Courier New" w:eastAsia="Courier New" w:hAnsi="Courier New" w:cs="Courier New"/>
-          <w:color w:val="CCCCCC"/>
-          <w:sz w:val="21"/>
-          <w:szCs w:val="21"/>
-        </w:rPr>
-        <w:t xml:space="preserve">{ </w:t>
+        <w:t xml:space="preserve">      { </w:t>
       </w:r>
       <w:r>
         <w:rPr>
@@ -7025,17 +6709,7 @@
           <w:sz w:val="21"/>
           <w:szCs w:val="21"/>
         </w:rPr>
-        <w:t>new</w:t>
-      </w:r>
-      <w:proofErr w:type="gramEnd"/>
-      <w:r>
-        <w:rPr>
-          <w:rFonts w:ascii="Courier New" w:eastAsia="Courier New" w:hAnsi="Courier New" w:cs="Courier New"/>
-          <w:color w:val="9CDCFE"/>
-          <w:sz w:val="21"/>
-          <w:szCs w:val="21"/>
-        </w:rPr>
-        <w:t>:</w:t>
+        <w:t>new:</w:t>
       </w:r>
       <w:r>
         <w:rPr>
@@ -7046,7 +6720,6 @@
         </w:rPr>
         <w:t xml:space="preserve"> </w:t>
       </w:r>
-      <w:proofErr w:type="gramStart"/>
       <w:r>
         <w:rPr>
           <w:rFonts w:ascii="Courier New" w:eastAsia="Courier New" w:hAnsi="Courier New" w:cs="Courier New"/>
@@ -7063,17 +6736,7 @@
           <w:sz w:val="21"/>
           <w:szCs w:val="21"/>
         </w:rPr>
-        <w:t xml:space="preserve"> }</w:t>
-      </w:r>
-      <w:proofErr w:type="gramEnd"/>
-      <w:r>
-        <w:rPr>
-          <w:rFonts w:ascii="Courier New" w:eastAsia="Courier New" w:hAnsi="Courier New" w:cs="Courier New"/>
-          <w:color w:val="CCCCCC"/>
-          <w:sz w:val="21"/>
-          <w:szCs w:val="21"/>
-        </w:rPr>
-        <w:t>,</w:t>
+        <w:t xml:space="preserve"> },</w:t>
       </w:r>
     </w:p>
     <w:p>
@@ -7094,19 +6757,8 @@
           <w:sz w:val="21"/>
           <w:szCs w:val="21"/>
         </w:rPr>
-        <w:t xml:space="preserve">    </w:t>
-      </w:r>
-      <w:proofErr w:type="gramStart"/>
-      <w:r>
-        <w:rPr>
-          <w:rFonts w:ascii="Courier New" w:eastAsia="Courier New" w:hAnsi="Courier New" w:cs="Courier New"/>
-          <w:color w:val="CCCCCC"/>
-          <w:sz w:val="21"/>
-          <w:szCs w:val="21"/>
-        </w:rPr>
-        <w:t>);</w:t>
-      </w:r>
-      <w:proofErr w:type="gramEnd"/>
+        <w:t xml:space="preserve">    );</w:t>
+      </w:r>
     </w:p>
     <w:p>
       <w:pPr>
@@ -7129,7 +6781,6 @@
         <w:t xml:space="preserve">    </w:t>
       </w:r>
       <w:proofErr w:type="spellStart"/>
-      <w:proofErr w:type="gramStart"/>
       <w:r>
         <w:rPr>
           <w:rFonts w:ascii="Courier New" w:eastAsia="Courier New" w:hAnsi="Courier New" w:cs="Courier New"/>
@@ -7158,7 +6809,6 @@
         <w:t>status</w:t>
       </w:r>
       <w:proofErr w:type="spellEnd"/>
-      <w:proofErr w:type="gramEnd"/>
       <w:r>
         <w:rPr>
           <w:rFonts w:ascii="Courier New" w:eastAsia="Courier New" w:hAnsi="Courier New" w:cs="Courier New"/>
@@ -7177,7 +6827,6 @@
         </w:rPr>
         <w:t>200</w:t>
       </w:r>
-      <w:proofErr w:type="gramStart"/>
       <w:r>
         <w:rPr>
           <w:rFonts w:ascii="Courier New" w:eastAsia="Courier New" w:hAnsi="Courier New" w:cs="Courier New"/>
@@ -7198,7 +6847,6 @@
         <w:t>json</w:t>
       </w:r>
       <w:proofErr w:type="spellEnd"/>
-      <w:proofErr w:type="gramEnd"/>
       <w:r>
         <w:rPr>
           <w:rFonts w:ascii="Courier New" w:eastAsia="Courier New" w:hAnsi="Courier New" w:cs="Courier New"/>
@@ -7341,19 +6989,8 @@
           <w:sz w:val="21"/>
           <w:szCs w:val="21"/>
         </w:rPr>
-        <w:t xml:space="preserve">    }</w:t>
-      </w:r>
-      <w:proofErr w:type="gramStart"/>
-      <w:r>
-        <w:rPr>
-          <w:rFonts w:ascii="Courier New" w:eastAsia="Courier New" w:hAnsi="Courier New" w:cs="Courier New"/>
-          <w:color w:val="CCCCCC"/>
-          <w:sz w:val="21"/>
-          <w:szCs w:val="21"/>
-        </w:rPr>
-        <w:t>);</w:t>
-      </w:r>
-      <w:proofErr w:type="gramEnd"/>
+        <w:t xml:space="preserve">    });</w:t>
+      </w:r>
     </w:p>
     <w:p>
       <w:pPr>
@@ -7393,7 +7030,6 @@
         </w:rPr>
         <w:t xml:space="preserve"> (</w:t>
       </w:r>
-      <w:proofErr w:type="gramStart"/>
       <w:r>
         <w:rPr>
           <w:rFonts w:ascii="Courier New" w:eastAsia="Courier New" w:hAnsi="Courier New" w:cs="Courier New"/>
@@ -7412,7 +7048,6 @@
         </w:rPr>
         <w:t>) {</w:t>
       </w:r>
-      <w:proofErr w:type="gramEnd"/>
     </w:p>
     <w:p>
       <w:pPr>
@@ -7479,7 +7114,6 @@
         </w:rPr>
         <w:t>error</w:t>
       </w:r>
-      <w:proofErr w:type="gramStart"/>
       <w:r>
         <w:rPr>
           <w:rFonts w:ascii="Courier New" w:eastAsia="Courier New" w:hAnsi="Courier New" w:cs="Courier New"/>
@@ -7489,7 +7123,6 @@
         </w:rPr>
         <w:t>);</w:t>
       </w:r>
-      <w:proofErr w:type="gramEnd"/>
     </w:p>
     <w:p>
       <w:pPr>
@@ -7530,19 +7163,8 @@
           <w:sz w:val="21"/>
           <w:szCs w:val="21"/>
         </w:rPr>
-        <w:t>}</w:t>
-      </w:r>
-      <w:proofErr w:type="gramStart"/>
-      <w:r>
-        <w:rPr>
-          <w:rFonts w:ascii="Courier New" w:eastAsia="Courier New" w:hAnsi="Courier New" w:cs="Courier New"/>
-          <w:color w:val="CCCCCC"/>
-          <w:sz w:val="21"/>
-          <w:szCs w:val="21"/>
-        </w:rPr>
-        <w:t>);</w:t>
-      </w:r>
-      <w:proofErr w:type="gramEnd"/>
+        <w:t>});</w:t>
+      </w:r>
     </w:p>
     <w:p>
       <w:pPr>
@@ -7568,7 +7190,6 @@
         </w:rPr>
       </w:pPr>
       <w:proofErr w:type="spellStart"/>
-      <w:proofErr w:type="gramStart"/>
       <w:r>
         <w:rPr>
           <w:rFonts w:ascii="Courier New" w:eastAsia="Courier New" w:hAnsi="Courier New" w:cs="Courier New"/>
@@ -7597,7 +7218,6 @@
         <w:t>delete</w:t>
       </w:r>
       <w:proofErr w:type="spellEnd"/>
-      <w:proofErr w:type="gramEnd"/>
       <w:r>
         <w:rPr>
           <w:rFonts w:ascii="Courier New" w:eastAsia="Courier New" w:hAnsi="Courier New" w:cs="Courier New"/>
@@ -7832,7 +7452,6 @@
         </w:rPr>
         <w:t>.</w:t>
       </w:r>
-      <w:proofErr w:type="gramStart"/>
       <w:r>
         <w:rPr>
           <w:rFonts w:ascii="Courier New" w:eastAsia="Courier New" w:hAnsi="Courier New" w:cs="Courier New"/>
@@ -7852,7 +7471,6 @@
         </w:rPr>
         <w:t>({</w:t>
       </w:r>
-      <w:proofErr w:type="gramEnd"/>
     </w:p>
     <w:p>
       <w:pPr>
@@ -7965,19 +7583,8 @@
           <w:sz w:val="21"/>
           <w:szCs w:val="21"/>
         </w:rPr>
-        <w:t xml:space="preserve">    }</w:t>
-      </w:r>
-      <w:proofErr w:type="gramStart"/>
-      <w:r>
-        <w:rPr>
-          <w:rFonts w:ascii="Courier New" w:eastAsia="Courier New" w:hAnsi="Courier New" w:cs="Courier New"/>
-          <w:color w:val="CCCCCC"/>
-          <w:sz w:val="21"/>
-          <w:szCs w:val="21"/>
-        </w:rPr>
-        <w:t>);</w:t>
-      </w:r>
-      <w:proofErr w:type="gramEnd"/>
+        <w:t xml:space="preserve">    });</w:t>
+      </w:r>
     </w:p>
     <w:p>
       <w:pPr>
@@ -8012,7 +7619,6 @@
         <w:t xml:space="preserve">    </w:t>
       </w:r>
       <w:proofErr w:type="spellStart"/>
-      <w:proofErr w:type="gramStart"/>
       <w:r>
         <w:rPr>
           <w:rFonts w:ascii="Courier New" w:eastAsia="Courier New" w:hAnsi="Courier New" w:cs="Courier New"/>
@@ -8041,7 +7647,6 @@
         <w:t>status</w:t>
       </w:r>
       <w:proofErr w:type="spellEnd"/>
-      <w:proofErr w:type="gramEnd"/>
       <w:r>
         <w:rPr>
           <w:rFonts w:ascii="Courier New" w:eastAsia="Courier New" w:hAnsi="Courier New" w:cs="Courier New"/>
@@ -8060,7 +7665,6 @@
         </w:rPr>
         <w:t>200</w:t>
       </w:r>
-      <w:proofErr w:type="gramStart"/>
       <w:r>
         <w:rPr>
           <w:rFonts w:ascii="Courier New" w:eastAsia="Courier New" w:hAnsi="Courier New" w:cs="Courier New"/>
@@ -8097,17 +7701,7 @@
           <w:sz w:val="21"/>
           <w:szCs w:val="21"/>
         </w:rPr>
-        <w:t>message</w:t>
-      </w:r>
-      <w:proofErr w:type="gramEnd"/>
-      <w:r>
-        <w:rPr>
-          <w:rFonts w:ascii="Courier New" w:eastAsia="Courier New" w:hAnsi="Courier New" w:cs="Courier New"/>
-          <w:color w:val="9CDCFE"/>
-          <w:sz w:val="21"/>
-          <w:szCs w:val="21"/>
-        </w:rPr>
-        <w:t>:</w:t>
+        <w:t>message:</w:t>
       </w:r>
       <w:r>
         <w:rPr>
@@ -8125,17 +7719,7 @@
           <w:sz w:val="21"/>
           <w:szCs w:val="21"/>
         </w:rPr>
-        <w:t>"Goal deleted</w:t>
-      </w:r>
-      <w:proofErr w:type="gramStart"/>
-      <w:r>
-        <w:rPr>
-          <w:rFonts w:ascii="Courier New" w:eastAsia="Courier New" w:hAnsi="Courier New" w:cs="Courier New"/>
-          <w:color w:val="CE9178"/>
-          <w:sz w:val="21"/>
-          <w:szCs w:val="21"/>
-        </w:rPr>
-        <w:t>"</w:t>
+        <w:t>"Goal deleted"</w:t>
       </w:r>
       <w:r>
         <w:rPr>
@@ -8146,7 +7730,6 @@
         </w:rPr>
         <w:t xml:space="preserve"> });</w:t>
       </w:r>
-      <w:proofErr w:type="gramEnd"/>
     </w:p>
     <w:p>
       <w:pPr>
@@ -8186,7 +7769,6 @@
         </w:rPr>
         <w:t xml:space="preserve"> (</w:t>
       </w:r>
-      <w:proofErr w:type="gramStart"/>
       <w:r>
         <w:rPr>
           <w:rFonts w:ascii="Courier New" w:eastAsia="Courier New" w:hAnsi="Courier New" w:cs="Courier New"/>
@@ -8205,7 +7787,6 @@
         </w:rPr>
         <w:t>) {</w:t>
       </w:r>
-      <w:proofErr w:type="gramEnd"/>
     </w:p>
     <w:p>
       <w:pPr>
@@ -8254,7 +7835,6 @@
         </w:rPr>
         <w:t>error</w:t>
       </w:r>
-      <w:proofErr w:type="gramStart"/>
       <w:r>
         <w:rPr>
           <w:rFonts w:ascii="Courier New" w:eastAsia="Courier New" w:hAnsi="Courier New" w:cs="Courier New"/>
@@ -8264,7 +7844,6 @@
         </w:rPr>
         <w:t>);</w:t>
       </w:r>
-      <w:proofErr w:type="gramEnd"/>
     </w:p>
     <w:p>
       <w:pPr>
@@ -8305,19 +7884,8 @@
           <w:sz w:val="21"/>
           <w:szCs w:val="21"/>
         </w:rPr>
-        <w:t>}</w:t>
-      </w:r>
-      <w:proofErr w:type="gramStart"/>
-      <w:r>
-        <w:rPr>
-          <w:rFonts w:ascii="Courier New" w:eastAsia="Courier New" w:hAnsi="Courier New" w:cs="Courier New"/>
-          <w:color w:val="CCCCCC"/>
-          <w:sz w:val="21"/>
-          <w:szCs w:val="21"/>
-        </w:rPr>
-        <w:t>);</w:t>
-      </w:r>
-      <w:proofErr w:type="gramEnd"/>
+        <w:t>});</w:t>
+      </w:r>
     </w:p>
     <w:p>
       <w:pPr>
@@ -8343,7 +7911,6 @@
         </w:rPr>
       </w:pPr>
       <w:proofErr w:type="spellStart"/>
-      <w:proofErr w:type="gramStart"/>
       <w:r>
         <w:rPr>
           <w:rFonts w:ascii="Courier New" w:eastAsia="Courier New" w:hAnsi="Courier New" w:cs="Courier New"/>
@@ -8372,7 +7939,6 @@
         <w:t>exports</w:t>
       </w:r>
       <w:proofErr w:type="spellEnd"/>
-      <w:proofErr w:type="gramEnd"/>
       <w:r>
         <w:rPr>
           <w:rFonts w:ascii="Courier New" w:eastAsia="Courier New" w:hAnsi="Courier New" w:cs="Courier New"/>
@@ -8400,7 +7966,6 @@
         </w:rPr>
         <w:t xml:space="preserve"> </w:t>
       </w:r>
-      <w:proofErr w:type="gramStart"/>
       <w:r>
         <w:rPr>
           <w:rFonts w:ascii="Courier New" w:eastAsia="Courier New" w:hAnsi="Courier New" w:cs="Courier New"/>
@@ -8419,7 +7984,6 @@
         </w:rPr>
         <w:t>;</w:t>
       </w:r>
-      <w:proofErr w:type="gramEnd"/>
     </w:p>
     <w:p>
       <w:pPr>
@@ -8576,23 +8140,7 @@
           <w:sz w:val="24"/>
           <w:szCs w:val="24"/>
         </w:rPr>
-        <w:t xml:space="preserve">An </w:t>
-      </w:r>
-      <w:proofErr w:type="gramStart"/>
-      <w:r>
-        <w:rPr>
-          <w:sz w:val="24"/>
-          <w:szCs w:val="24"/>
-        </w:rPr>
-        <w:t>error middleware</w:t>
-      </w:r>
-      <w:proofErr w:type="gramEnd"/>
-      <w:r>
-        <w:rPr>
-          <w:sz w:val="24"/>
-          <w:szCs w:val="24"/>
-        </w:rPr>
-        <w:t xml:space="preserve"> was added to handle application errors centrally and return proper status codes and messages.</w:t>
+        <w:t>An error middleware was added to handle application errors centrally and return proper status codes and messages.</w:t>
       </w:r>
     </w:p>
     <w:p>
@@ -8777,15 +8325,7 @@
           <w:sz w:val="24"/>
           <w:szCs w:val="24"/>
         </w:rPr>
-        <w:t xml:space="preserve">Store connection string </w:t>
-      </w:r>
-      <w:proofErr w:type="gramStart"/>
-      <w:r>
-        <w:rPr>
-          <w:sz w:val="24"/>
-          <w:szCs w:val="24"/>
-        </w:rPr>
-        <w:t xml:space="preserve">in </w:t>
+        <w:t xml:space="preserve">Store connection string in </w:t>
       </w:r>
       <w:r>
         <w:rPr>
@@ -8796,7 +8336,6 @@
         </w:rPr>
         <w:t>.env</w:t>
       </w:r>
-      <w:proofErr w:type="gramEnd"/>
       <w:r>
         <w:rPr>
           <w:rFonts w:ascii="Roboto Mono" w:eastAsia="Roboto Mono" w:hAnsi="Roboto Mono" w:cs="Roboto Mono"/>
@@ -8868,7 +8407,6 @@
         <w:t xml:space="preserve">Use </w:t>
       </w:r>
       <w:proofErr w:type="spellStart"/>
-      <w:proofErr w:type="gramStart"/>
       <w:r>
         <w:rPr>
           <w:sz w:val="24"/>
@@ -8877,7 +8415,6 @@
         <w:t>mongoose.connect</w:t>
       </w:r>
       <w:proofErr w:type="spellEnd"/>
-      <w:proofErr w:type="gramEnd"/>
       <w:r>
         <w:rPr>
           <w:sz w:val="24"/>
@@ -9532,23 +9069,7 @@
           <w:sz w:val="24"/>
           <w:szCs w:val="24"/>
         </w:rPr>
-        <w:t xml:space="preserve">Successful User </w:t>
-      </w:r>
-      <w:proofErr w:type="gramStart"/>
-      <w:r>
-        <w:rPr>
-          <w:sz w:val="24"/>
-          <w:szCs w:val="24"/>
-        </w:rPr>
-        <w:t>Registration(</w:t>
-      </w:r>
-      <w:proofErr w:type="gramEnd"/>
-      <w:r>
-        <w:rPr>
-          <w:sz w:val="24"/>
-          <w:szCs w:val="24"/>
-        </w:rPr>
-        <w:t>Signup/Login)</w:t>
+        <w:t>Successful User Registration(Signup/Login)</w:t>
       </w:r>
     </w:p>
     <w:p>
@@ -9675,7 +9196,6 @@
         <w:t xml:space="preserve">After successful login user the </w:t>
       </w:r>
       <w:proofErr w:type="spellStart"/>
-      <w:proofErr w:type="gramStart"/>
       <w:r>
         <w:rPr>
           <w:sz w:val="24"/>
@@ -9684,64 +9204,14 @@
         <w:t>api</w:t>
       </w:r>
       <w:proofErr w:type="spellEnd"/>
-      <w:proofErr w:type="gramEnd"/>
-      <w:r>
-        <w:rPr>
-          <w:sz w:val="24"/>
-          <w:szCs w:val="24"/>
-        </w:rPr>
-        <w:t xml:space="preserve"> </w:t>
-      </w:r>
-      <w:proofErr w:type="gramStart"/>
-      <w:r>
-        <w:rPr>
-          <w:sz w:val="24"/>
-          <w:szCs w:val="24"/>
-        </w:rPr>
-        <w:t>generate</w:t>
-      </w:r>
-      <w:proofErr w:type="gramEnd"/>
-      <w:r>
-        <w:rPr>
-          <w:sz w:val="24"/>
-          <w:szCs w:val="24"/>
-        </w:rPr>
-        <w:t xml:space="preserve"> the token and </w:t>
-      </w:r>
-      <w:proofErr w:type="gramStart"/>
-      <w:r>
-        <w:rPr>
-          <w:sz w:val="24"/>
-          <w:szCs w:val="24"/>
-        </w:rPr>
-        <w:t>these token</w:t>
-      </w:r>
-      <w:proofErr w:type="gramEnd"/>
-      <w:r>
-        <w:rPr>
-          <w:sz w:val="24"/>
-          <w:szCs w:val="24"/>
-        </w:rPr>
-        <w:t xml:space="preserve"> </w:t>
-      </w:r>
-      <w:proofErr w:type="gramStart"/>
-      <w:r>
-        <w:rPr>
-          <w:sz w:val="24"/>
-          <w:szCs w:val="24"/>
-        </w:rPr>
-        <w:t>was</w:t>
-      </w:r>
-      <w:proofErr w:type="gramEnd"/>
-      <w:r>
-        <w:rPr>
-          <w:sz w:val="24"/>
-          <w:szCs w:val="24"/>
-        </w:rPr>
-        <w:t xml:space="preserve"> sent with every request to every </w:t>
+      <w:r>
+        <w:rPr>
+          <w:sz w:val="24"/>
+          <w:szCs w:val="24"/>
+        </w:rPr>
+        <w:t xml:space="preserve"> generate the token and these token was sent with every request to every </w:t>
       </w:r>
       <w:proofErr w:type="spellStart"/>
-      <w:proofErr w:type="gramStart"/>
       <w:r>
         <w:rPr>
           <w:sz w:val="24"/>
@@ -9750,7 +9220,6 @@
         <w:t>api</w:t>
       </w:r>
       <w:proofErr w:type="spellEnd"/>
-      <w:proofErr w:type="gramEnd"/>
       <w:r>
         <w:rPr>
           <w:sz w:val="24"/>
@@ -9856,55 +9325,7 @@
           <w:sz w:val="24"/>
           <w:szCs w:val="24"/>
         </w:rPr>
-        <w:t xml:space="preserve">After the login and token is </w:t>
-      </w:r>
-      <w:proofErr w:type="gramStart"/>
-      <w:r>
-        <w:rPr>
-          <w:sz w:val="24"/>
-          <w:szCs w:val="24"/>
-        </w:rPr>
-        <w:t>generated</w:t>
-      </w:r>
-      <w:proofErr w:type="gramEnd"/>
-      <w:r>
-        <w:rPr>
-          <w:sz w:val="24"/>
-          <w:szCs w:val="24"/>
-        </w:rPr>
-        <w:t xml:space="preserve"> </w:t>
-      </w:r>
-      <w:proofErr w:type="gramStart"/>
-      <w:r>
-        <w:rPr>
-          <w:sz w:val="24"/>
-          <w:szCs w:val="24"/>
-        </w:rPr>
-        <w:t>the  user</w:t>
-      </w:r>
-      <w:proofErr w:type="gramEnd"/>
-      <w:r>
-        <w:rPr>
-          <w:sz w:val="24"/>
-          <w:szCs w:val="24"/>
-        </w:rPr>
-        <w:t xml:space="preserve"> </w:t>
-      </w:r>
-      <w:proofErr w:type="gramStart"/>
-      <w:r>
-        <w:rPr>
-          <w:sz w:val="24"/>
-          <w:szCs w:val="24"/>
-        </w:rPr>
-        <w:t>give</w:t>
-      </w:r>
-      <w:proofErr w:type="gramEnd"/>
-      <w:r>
-        <w:rPr>
-          <w:sz w:val="24"/>
-          <w:szCs w:val="24"/>
-        </w:rPr>
-        <w:t xml:space="preserve"> post request to </w:t>
+        <w:t xml:space="preserve">After the login and token is generated the  user give post request to </w:t>
       </w:r>
       <w:proofErr w:type="spellStart"/>
       <w:r>
@@ -9920,39 +9341,7 @@
           <w:sz w:val="24"/>
           <w:szCs w:val="24"/>
         </w:rPr>
-        <w:t xml:space="preserve"> for creating </w:t>
-      </w:r>
-      <w:proofErr w:type="gramStart"/>
-      <w:r>
-        <w:rPr>
-          <w:sz w:val="24"/>
-          <w:szCs w:val="24"/>
-        </w:rPr>
-        <w:t>there</w:t>
-      </w:r>
-      <w:proofErr w:type="gramEnd"/>
-      <w:r>
-        <w:rPr>
-          <w:sz w:val="24"/>
-          <w:szCs w:val="24"/>
-        </w:rPr>
-        <w:t xml:space="preserve"> goals and goal was </w:t>
-      </w:r>
-      <w:proofErr w:type="gramStart"/>
-      <w:r>
-        <w:rPr>
-          <w:sz w:val="24"/>
-          <w:szCs w:val="24"/>
-        </w:rPr>
-        <w:t>save</w:t>
-      </w:r>
-      <w:proofErr w:type="gramEnd"/>
-      <w:r>
-        <w:rPr>
-          <w:sz w:val="24"/>
-          <w:szCs w:val="24"/>
-        </w:rPr>
-        <w:t xml:space="preserve"> in MongoDB which was the database </w:t>
+        <w:t xml:space="preserve"> for creating there goals and goal was save in MongoDB which was the database </w:t>
       </w:r>
     </w:p>
     <w:p>
@@ -10070,7 +9459,6 @@
         <w:t xml:space="preserve"> then he cannot access the </w:t>
       </w:r>
       <w:proofErr w:type="spellStart"/>
-      <w:proofErr w:type="gramStart"/>
       <w:r>
         <w:rPr>
           <w:sz w:val="24"/>
@@ -10079,7 +9467,6 @@
         <w:t>api</w:t>
       </w:r>
       <w:proofErr w:type="spellEnd"/>
-      <w:proofErr w:type="gramEnd"/>
       <w:r>
         <w:rPr>
           <w:sz w:val="24"/>
@@ -10418,7 +9805,6 @@
         </w:rPr>
         <w:fldChar w:fldCharType="end"/>
       </w:r>
-      <w:proofErr w:type="gramStart"/>
       <w:r>
         <w:rPr>
           <w:sz w:val="24"/>
@@ -10427,17 +9813,15 @@
         <w:t>Drive:-</w:t>
       </w:r>
       <w:proofErr w:type="spellStart"/>
-      <w:proofErr w:type="gramEnd"/>
       <w:r>
         <w:fldChar w:fldCharType="begin"/>
       </w:r>
       <w:r>
-        <w:instrText xml:space="preserve">HYPERLINK "https://drive.google.com/drive/folders/1f5AokUeBA6GXP5hiS3gP5ZdR4gRLJX3Y" \h </w:instrText>
+        <w:instrText xml:space="preserve">HYPERLINK "https://drive.google.com/drive/folders/1f5AokUeBA6GXP5hiS3gP5ZdR4gRLJX3Y?usp=sharing" \h </w:instrText>
       </w:r>
       <w:r>
         <w:fldChar w:fldCharType="separate"/>
       </w:r>
-      <w:proofErr w:type="gramStart"/>
       <w:r>
         <w:rPr>
           <w:color w:val="0000EE"/>
@@ -10455,17 +9839,7 @@
           <w:szCs w:val="24"/>
           <w:u w:val="single"/>
         </w:rPr>
-        <w:t>(</w:t>
-      </w:r>
-      <w:proofErr w:type="gramEnd"/>
-      <w:r>
-        <w:rPr>
-          <w:color w:val="0000EE"/>
-          <w:sz w:val="24"/>
-          <w:szCs w:val="24"/>
-          <w:u w:val="single"/>
-        </w:rPr>
-        <w:t>Backend)</w:t>
+        <w:t>(Backend)</w:t>
       </w:r>
       <w:r>
         <w:fldChar w:fldCharType="end"/>
